--- a/insights/Exoasia_MRSI_DailyInsight_May20_Web3.docx
+++ b/insights/Exoasia_MRSI_DailyInsight_May20_Web3.docx
@@ -137,7 +137,7 @@
           <w:sz w:val="56"/>
           <w:szCs w:val="56"/>
         </w:rPr>
-        <w:t>Error: Failed to generate summary</w:t>
+        <w:t>Geopolitical Shifts Impact Crypto Market Rebound</w:t>
       </w:r>
     </w:p>
     <w:p>
@@ -170,6 +170,426 @@
           <w:color w:val="491040"/>
         </w:rPr>
         <w:t>Executive Summary</w:t>
+      </w:r>
+    </w:p>
+    <w:p>
+      <w:pPr>
+        <w:pStyle w:val="9"/>
+        <w:numPr>
+          <w:ilvl w:val="0"/>
+          <w:numId w:val="1"/>
+        </w:numPr>
+        <w:tabs>
+          <w:tab w:val="left" w:pos="900"/>
+        </w:tabs>
+        <w:spacing w:before="118"/>
+        <w:ind w:right="435"/>
+      </w:pPr>
+      <w:r>
+        <w:rPr>
+          <w:rFonts w:ascii="Arial" w:hAnsi="Arial"/>
+          <w:b/>
+          <w:color w:val="1A1A1A"/>
+        </w:rPr>
+        <w:t xml:space="preserve">Market Recovery: </w:t>
+      </w:r>
+      <w:r>
+        <w:rPr>
+          <w:rFonts w:ascii="Arial" w:hAnsi="Arial"/>
+          <w:color w:val="1A1A1A"/>
+        </w:rPr>
+        <w:t>Major cryptocurrencies including Bitcoin, Ether, and XRP saw a rebound following news that the U.S. Senate moved to limit presidential war powers regarding Iran [1].</w:t>
+      </w:r>
+    </w:p>
+    <w:p>
+      <w:pPr>
+        <w:pStyle w:val="9"/>
+        <w:numPr>
+          <w:ilvl w:val="0"/>
+          <w:numId w:val="1"/>
+        </w:numPr>
+        <w:tabs>
+          <w:tab w:val="left" w:pos="900"/>
+        </w:tabs>
+        <w:spacing w:before="118"/>
+        <w:ind w:right="435"/>
+      </w:pPr>
+      <w:r>
+        <w:rPr>
+          <w:rFonts w:ascii="Arial" w:hAnsi="Arial"/>
+          <w:b/>
+          <w:color w:val="1A1A1A"/>
+        </w:rPr>
+        <w:t xml:space="preserve">Bear Market Outlook: </w:t>
+      </w:r>
+      <w:r>
+        <w:rPr>
+          <w:rFonts w:ascii="Arial" w:hAnsi="Arial"/>
+          <w:color w:val="1A1A1A"/>
+        </w:rPr>
+        <w:t>Analysis suggests the current Bitcoin bear market features exceptionally pessimistic traders, which could potentially constrain further market declines [2].</w:t>
+      </w:r>
+    </w:p>
+    <w:p>
+      <w:pPr>
+        <w:pStyle w:val="9"/>
+        <w:numPr>
+          <w:ilvl w:val="0"/>
+          <w:numId w:val="1"/>
+        </w:numPr>
+        <w:tabs>
+          <w:tab w:val="left" w:pos="900"/>
+        </w:tabs>
+        <w:spacing w:before="118"/>
+        <w:ind w:right="435"/>
+      </w:pPr>
+      <w:r>
+        <w:rPr>
+          <w:rFonts w:ascii="Arial" w:hAnsi="Arial"/>
+          <w:b/>
+          <w:color w:val="1A1A1A"/>
+        </w:rPr>
+        <w:t xml:space="preserve">Asset Opportunity: </w:t>
+      </w:r>
+      <w:r>
+        <w:rPr>
+          <w:rFonts w:ascii="Arial" w:hAnsi="Arial"/>
+          <w:color w:val="1A1A1A"/>
+        </w:rPr>
+        <w:t>Bitwise has identified Hyperliquid’s HYPE as one of the crypto market’s most undervalued assets [3].</w:t>
+      </w:r>
+    </w:p>
+    <w:p>
+      <w:pPr>
+        <w:pStyle w:val="5"/>
+        <w:keepNext w:val="0"/>
+        <w:widowControl w:val="0"/>
+        <w:spacing w:before="298" w:after="120"/>
+        <w:ind w:left="187" w:right="173"/>
+        <w:jc w:val="both"/>
+        <w:rPr>
+          <w:rFonts w:ascii="Arial" w:hAnsi="Arial" w:eastAsia="Arial" w:cs="Arial"/>
+          <w:b/>
+          <w:bCs/>
+          <w:color w:val="491040"/>
+          <w:sz w:val="28"/>
+          <w:szCs w:val="28"/>
+        </w:rPr>
+      </w:pPr>
+      <w:r>
+        <w:rPr>
+          <w:rFonts w:ascii="Arial" w:hAnsi="Arial" w:eastAsia="Arial" w:cs="Arial"/>
+          <w:b/>
+          <w:bCs/>
+          <w:color w:val="491040"/>
+          <w:sz w:val="28"/>
+          <w:szCs w:val="28"/>
+        </w:rPr>
+        <w:t>Cryptocurrency Market Rebound and Geopolitical Factors</w:t>
+      </w:r>
+    </w:p>
+    <w:p>
+      <w:pPr>
+        <w:pStyle w:val="5"/>
+        <w:keepNext w:val="0"/>
+        <w:widowControl w:val="0"/>
+        <w:spacing w:after="120"/>
+        <w:ind w:left="187" w:right="173"/>
+        <w:jc w:val="both"/>
+        <w:rPr>
+          <w:color w:val="1A1A1A"/>
+        </w:rPr>
+      </w:pPr>
+      <w:r>
+        <w:rPr>
+          <w:color w:val="1A1A1A"/>
+        </w:rPr>
+        <w:t>Bitcoin, Ether, and XRP experienced a recovery in their valuations. This market movement coincided with reports that the U.S. Senate had initiated steps to curb presidential authority concerning military actions in Iran. The legislative action, which pertains to potential military engagement, appears to have influenced investor sentiment in the cryptocurrency market, contributing to the asset rebound [1].</w:t>
+      </w:r>
+    </w:p>
+    <w:p>
+      <w:pPr>
+        <w:pStyle w:val="5"/>
+        <w:keepNext w:val="0"/>
+        <w:widowControl w:val="0"/>
+        <w:spacing w:before="298" w:after="120"/>
+        <w:ind w:left="187" w:right="173"/>
+        <w:jc w:val="both"/>
+        <w:rPr>
+          <w:rFonts w:ascii="Arial" w:hAnsi="Arial" w:eastAsia="Arial" w:cs="Arial"/>
+          <w:b/>
+          <w:bCs/>
+          <w:color w:val="491040"/>
+          <w:sz w:val="28"/>
+          <w:szCs w:val="28"/>
+        </w:rPr>
+      </w:pPr>
+      <w:r>
+        <w:rPr>
+          <w:rFonts w:ascii="Arial" w:hAnsi="Arial" w:eastAsia="Arial" w:cs="Arial"/>
+          <w:b/>
+          <w:bCs/>
+          <w:color w:val="491040"/>
+          <w:sz w:val="28"/>
+          <w:szCs w:val="28"/>
+        </w:rPr>
+        <w:t>Bitcoin Bear Market Characteristics</w:t>
+      </w:r>
+    </w:p>
+    <w:p>
+      <w:pPr>
+        <w:pStyle w:val="5"/>
+        <w:keepNext w:val="0"/>
+        <w:widowControl w:val="0"/>
+        <w:spacing w:after="120"/>
+        <w:ind w:left="187" w:right="173"/>
+        <w:jc w:val="both"/>
+        <w:rPr>
+          <w:color w:val="1A1A1A"/>
+        </w:rPr>
+      </w:pPr>
+      <w:r>
+        <w:rPr>
+          <w:color w:val="1A1A1A"/>
+        </w:rPr>
+        <w:t>The current Bitcoin bear market is noted for distinct characteristics compared to previous cycles. Analysis by K33 Research indicates that traders exhibit a "uniquely pessimistic" outlook. This elevated level of negativity among market participants is suggested to act as a limiting factor on the potential for further significant downside price movements [2].</w:t>
+      </w:r>
+    </w:p>
+    <w:p>
+      <w:pPr>
+        <w:pStyle w:val="5"/>
+        <w:keepNext w:val="0"/>
+        <w:widowControl w:val="0"/>
+        <w:spacing w:before="298" w:after="120"/>
+        <w:ind w:left="187" w:right="173"/>
+        <w:jc w:val="both"/>
+        <w:rPr>
+          <w:rFonts w:ascii="Arial" w:hAnsi="Arial" w:eastAsia="Arial" w:cs="Arial"/>
+          <w:b/>
+          <w:bCs/>
+          <w:color w:val="491040"/>
+          <w:sz w:val="28"/>
+          <w:szCs w:val="28"/>
+        </w:rPr>
+      </w:pPr>
+      <w:r>
+        <w:rPr>
+          <w:rFonts w:ascii="Arial" w:hAnsi="Arial" w:eastAsia="Arial" w:cs="Arial"/>
+          <w:b/>
+          <w:bCs/>
+          <w:color w:val="491040"/>
+          <w:sz w:val="28"/>
+          <w:szCs w:val="28"/>
+        </w:rPr>
+        <w:t>Hyperliquid's HYPE Asset Valuation</w:t>
+      </w:r>
+    </w:p>
+    <w:p>
+      <w:pPr>
+        <w:pStyle w:val="5"/>
+        <w:keepNext w:val="0"/>
+        <w:widowControl w:val="0"/>
+        <w:spacing w:after="120"/>
+        <w:ind w:left="187" w:right="173"/>
+        <w:jc w:val="both"/>
+        <w:rPr>
+          <w:color w:val="1A1A1A"/>
+        </w:rPr>
+      </w:pPr>
+      <w:r>
+        <w:rPr>
+          <w:color w:val="1A1A1A"/>
+        </w:rPr>
+        <w:t>The asset HYPE, associated with the Hyperliquid platform, has been highlighted by Bitwise as a potentially undervalued asset within the cryptocurrency ecosystem. This assessment positions HYPE as a notable consideration for investors seeking opportunities in the current market [3].</w:t>
+      </w:r>
+    </w:p>
+    <w:p>
+      <w:pPr>
+        <w:pStyle w:val="2"/>
+        <w:spacing w:before="242"/>
+      </w:pPr>
+      <w:r>
+        <w:rPr>
+          <w:color w:val="491040"/>
+        </w:rPr>
+        <w:t>5 Questions for Thought Leadership</w:t>
+      </w:r>
+    </w:p>
+    <w:p>
+      <w:pPr>
+        <w:pStyle w:val="9"/>
+        <w:numPr>
+          <w:ilvl w:val="0"/>
+          <w:numId w:val="2"/>
+        </w:numPr>
+        <w:tabs>
+          <w:tab w:val="left" w:pos="898"/>
+          <w:tab w:val="left" w:pos="900"/>
+        </w:tabs>
+        <w:spacing w:before="162"/>
+        <w:ind w:right="237"/>
+      </w:pPr>
+      <w:r>
+        <w:rPr>
+          <w:color w:val="1A1A1A"/>
+        </w:rPr>
+        <w:t>How might legislative actions and geopolitical shifts continue to influence cryptocurrency market volatility and investor confidence?</w:t>
+      </w:r>
+    </w:p>
+    <w:p>
+      <w:pPr>
+        <w:pStyle w:val="9"/>
+        <w:numPr>
+          <w:ilvl w:val="0"/>
+          <w:numId w:val="2"/>
+        </w:numPr>
+        <w:tabs>
+          <w:tab w:val="left" w:pos="898"/>
+          <w:tab w:val="left" w:pos="900"/>
+        </w:tabs>
+        <w:spacing w:before="162"/>
+        <w:ind w:right="237"/>
+      </w:pPr>
+      <w:r>
+        <w:rPr>
+          <w:color w:val="1A1A1A"/>
+        </w:rPr>
+        <w:t>What internal metrics and risk management strategies can blockchain executives implement to prepare for and capitalize on "uniquely pessimistic" market environments?</w:t>
+      </w:r>
+    </w:p>
+    <w:p>
+      <w:pPr>
+        <w:pStyle w:val="9"/>
+        <w:numPr>
+          <w:ilvl w:val="0"/>
+          <w:numId w:val="2"/>
+        </w:numPr>
+        <w:tabs>
+          <w:tab w:val="left" w:pos="898"/>
+          <w:tab w:val="left" w:pos="900"/>
+        </w:tabs>
+        <w:spacing w:before="162"/>
+        <w:ind w:right="237"/>
+      </w:pPr>
+      <w:r>
+        <w:rPr>
+          <w:color w:val="1A1A1A"/>
+        </w:rPr>
+        <w:t>How should blockchain firms evaluate and integrate analyst recommendations regarding undervalued assets like HYPE into their strategic planning and investment portfolios?</w:t>
+      </w:r>
+    </w:p>
+    <w:p>
+      <w:pPr>
+        <w:pStyle w:val="9"/>
+        <w:numPr>
+          <w:ilvl w:val="0"/>
+          <w:numId w:val="2"/>
+        </w:numPr>
+        <w:tabs>
+          <w:tab w:val="left" w:pos="898"/>
+          <w:tab w:val="left" w:pos="900"/>
+        </w:tabs>
+        <w:spacing w:before="162"/>
+        <w:ind w:right="237"/>
+      </w:pPr>
+      <w:r>
+        <w:rPr>
+          <w:color w:val="1A1A1A"/>
+        </w:rPr>
+        <w:t>What role do on-chain analytics play in confirming or contradicting sentiment-based market analyses from traditional research firms?</w:t>
+      </w:r>
+    </w:p>
+    <w:p>
+      <w:pPr>
+        <w:pStyle w:val="9"/>
+        <w:numPr>
+          <w:ilvl w:val="0"/>
+          <w:numId w:val="2"/>
+        </w:numPr>
+        <w:tabs>
+          <w:tab w:val="left" w:pos="898"/>
+          <w:tab w:val="left" w:pos="900"/>
+        </w:tabs>
+        <w:spacing w:before="162"/>
+        <w:ind w:right="237"/>
+      </w:pPr>
+      <w:r>
+        <w:rPr>
+          <w:color w:val="1A1A1A"/>
+        </w:rPr>
+        <w:t>Beyond price movements, how can blockchain companies leverage periods of market pessimism to build infrastructure, foster innovation, and attract long-term talent?</w:t>
+      </w:r>
+    </w:p>
+    <w:p>
+      <w:pPr>
+        <w:pStyle w:val="2"/>
+        <w:spacing w:before="242"/>
+      </w:pPr>
+      <w:r>
+        <w:rPr>
+          <w:color w:val="491040"/>
+        </w:rPr>
+        <w:t>Sources</w:t>
+      </w:r>
+    </w:p>
+    <w:p>
+      <w:pPr>
+        <w:pStyle w:val="9"/>
+        <w:tabs>
+          <w:tab w:val="left" w:pos="482"/>
+        </w:tabs>
+        <w:spacing w:before="120"/>
+        <w:ind w:left="180" w:right="180" w:firstLine="0"/>
+        <w:rPr>
+          <w:sz w:val="20"/>
+        </w:rPr>
+      </w:pPr>
+      <w:r>
+        <w:rPr>
+          <w:color w:val="666666"/>
+          <w:sz w:val="20"/>
+        </w:rPr>
+        <w:t>[1] Bitcoin, ether, XRP rebound as Senate curbs Trump's Iran war powers - May 20, 2026</w:t>
+      </w:r>
+    </w:p>
+    <w:p>
+      <w:pPr>
+        <w:pStyle w:val="9"/>
+        <w:tabs>
+          <w:tab w:val="left" w:pos="482"/>
+        </w:tabs>
+        <w:spacing w:before="120"/>
+        <w:ind w:left="180" w:right="180" w:firstLine="0"/>
+        <w:rPr>
+          <w:sz w:val="20"/>
+        </w:rPr>
+      </w:pPr>
+      <w:r>
+        <w:rPr>
+          <w:color w:val="666666"/>
+          <w:sz w:val="20"/>
+        </w:rPr>
+        <w:t>[2] This bitcoin bear market is different with 'uniquely pessimistic' traders limiting downside, K33 says - May 19, 2026</w:t>
+      </w:r>
+    </w:p>
+    <w:p>
+      <w:pPr>
+        <w:pStyle w:val="9"/>
+        <w:tabs>
+          <w:tab w:val="left" w:pos="482"/>
+        </w:tabs>
+        <w:spacing w:before="120"/>
+        <w:ind w:left="180" w:right="180" w:firstLine="0"/>
+        <w:rPr>
+          <w:sz w:val="20"/>
+        </w:rPr>
+      </w:pPr>
+      <w:r>
+        <w:rPr>
+          <w:color w:val="666666"/>
+          <w:sz w:val="20"/>
+        </w:rPr>
+        <w:t>[3] Hyperliquid’s HYPE one of crypto’s most undervalued assets, says Bitwise - May 19, 2026</w:t>
       </w:r>
     </w:p>
     <w:p/>
